--- a/Projekt/app/docs/Zal_4b.docx
+++ b/Projekt/app/docs/Zal_4b.docx
@@ -49,26 +49,36 @@
           <w:tab w:val="right" w:pos="10204"/>
         </w:tabs>
         <w:rPr>
-          <w:rFonts w:ascii="Cambria" w:hAnsi="Cambria" w:cs="Times New Roman"/>
+          <w:rFonts w:ascii="Cambria" w:hAnsi="Cambria"/>
+          <w:sz w:val="22"/>
+          <w:szCs w:val="22"/>
+        </w:rPr>
+      </w:pPr>
+      <w:r>
+        <w:rPr>
+          <w:rFonts w:ascii="Cambria" w:hAnsi="Cambria"/>
+          <w:sz w:val="22"/>
+          <w:szCs w:val="22"/>
+        </w:rPr>
+        <w:tab/>
+      </w:r>
+      <w:r>
+        <w:rPr>
+          <w:rFonts w:ascii="Cambria" w:hAnsi="Cambria"/>
+          <w:sz w:val="22"/>
+          <w:szCs w:val="22"/>
+        </w:rPr>
+        <w:tab/>
+      </w:r>
+      <w:r>
+        <w:rPr>
+          <w:rFonts w:ascii="Cambria" w:hAnsi="Cambria"/>
           <w:b w:val="0"/>
           <w:bCs w:val="0"/>
-        </w:rPr>
-      </w:pPr>
-      <w:r>
-        <w:rPr>
-          <w:rFonts w:ascii="Cambria" w:hAnsi="Cambria"/>
-          <w:sz w:val="22"/>
-          <w:szCs w:val="22"/>
-        </w:rPr>
-        <w:tab/>
-      </w:r>
-      <w:r>
-        <w:rPr>
-          <w:rFonts w:ascii="Cambria" w:hAnsi="Cambria"/>
-          <w:sz w:val="22"/>
-          <w:szCs w:val="22"/>
-        </w:rPr>
-        <w:tab/>
+          <w:sz w:val="22"/>
+          <w:szCs w:val="22"/>
+        </w:rPr>
+        <w:t xml:space="preserve">Elbląg dnia </w:t>
       </w:r>
       <w:r>
         <w:rPr>
@@ -78,8 +88,9 @@
           <w:sz w:val="22"/>
           <w:szCs w:val="22"/>
         </w:rPr>
-        <w:t>Elbląg dnia ………</w:t>
-      </w:r>
+        <w:t xml:space="preserve">{{ </w:t>
+      </w:r>
+      <w:proofErr w:type="spellStart"/>
       <w:r>
         <w:rPr>
           <w:rFonts w:ascii="Cambria" w:hAnsi="Cambria"/>
@@ -88,8 +99,9 @@
           <w:sz w:val="22"/>
           <w:szCs w:val="22"/>
         </w:rPr>
-        <w:t>…</w:t>
-      </w:r>
+        <w:t>data_uzasadnienia</w:t>
+      </w:r>
+      <w:proofErr w:type="spellEnd"/>
       <w:r>
         <w:rPr>
           <w:rFonts w:ascii="Cambria" w:hAnsi="Cambria"/>
@@ -98,7 +110,7 @@
           <w:sz w:val="22"/>
           <w:szCs w:val="22"/>
         </w:rPr>
-        <w:t>………</w:t>
+        <w:t xml:space="preserve"> }}</w:t>
       </w:r>
     </w:p>
     <w:p>
@@ -157,6 +169,7 @@
           <w:rFonts w:ascii="Cambria" w:hAnsi="Cambria" w:cs="Calibri"/>
           <w:sz w:val="22"/>
           <w:szCs w:val="22"/>
+          <w:lang w:val="pl-PL"/>
         </w:rPr>
       </w:pPr>
       <w:r>
@@ -165,7 +178,36 @@
           <w:sz w:val="22"/>
           <w:szCs w:val="22"/>
         </w:rPr>
-        <w:t>Student / ka: .................................................</w:t>
+        <w:t xml:space="preserve">Student / ka: </w:t>
+      </w:r>
+      <w:r>
+        <w:rPr>
+          <w:rFonts w:ascii="Cambria" w:hAnsi="Cambria" w:cs="Calibri"/>
+          <w:sz w:val="22"/>
+          <w:szCs w:val="22"/>
+          <w:lang w:val="pl-PL"/>
+        </w:rPr>
+        <w:t xml:space="preserve">{{ </w:t>
+      </w:r>
+      <w:proofErr w:type="spellStart"/>
+      <w:r>
+        <w:rPr>
+          <w:rFonts w:ascii="Cambria" w:hAnsi="Cambria" w:cs="Calibri"/>
+          <w:sz w:val="22"/>
+          <w:szCs w:val="22"/>
+          <w:lang w:val="pl-PL"/>
+        </w:rPr>
+        <w:t>imie_nazwisko_studenta</w:t>
+      </w:r>
+      <w:proofErr w:type="spellEnd"/>
+      <w:r>
+        <w:rPr>
+          <w:rFonts w:ascii="Cambria" w:hAnsi="Cambria" w:cs="Calibri"/>
+          <w:sz w:val="22"/>
+          <w:szCs w:val="22"/>
+          <w:lang w:val="pl-PL"/>
+        </w:rPr>
+        <w:t xml:space="preserve"> }}</w:t>
       </w:r>
     </w:p>
     <w:p>
@@ -178,6 +220,7 @@
           <w:rFonts w:ascii="Cambria" w:hAnsi="Cambria" w:cs="Calibri"/>
           <w:sz w:val="22"/>
           <w:szCs w:val="22"/>
+          <w:lang w:val="pl-PL"/>
         </w:rPr>
       </w:pPr>
       <w:r>
@@ -186,7 +229,36 @@
           <w:sz w:val="22"/>
           <w:szCs w:val="22"/>
         </w:rPr>
-        <w:t>Nr albumu .....................................</w:t>
+        <w:t xml:space="preserve">Nr albumu </w:t>
+      </w:r>
+      <w:r>
+        <w:rPr>
+          <w:rFonts w:ascii="Cambria" w:hAnsi="Cambria" w:cs="Calibri"/>
+          <w:sz w:val="22"/>
+          <w:szCs w:val="22"/>
+          <w:lang w:val="pl-PL"/>
+        </w:rPr>
+        <w:t xml:space="preserve">{{ </w:t>
+      </w:r>
+      <w:proofErr w:type="spellStart"/>
+      <w:r>
+        <w:rPr>
+          <w:rFonts w:ascii="Cambria" w:hAnsi="Cambria" w:cs="Calibri"/>
+          <w:sz w:val="22"/>
+          <w:szCs w:val="22"/>
+          <w:lang w:val="pl-PL"/>
+        </w:rPr>
+        <w:t>nr_indeksu</w:t>
+      </w:r>
+      <w:proofErr w:type="spellEnd"/>
+      <w:r>
+        <w:rPr>
+          <w:rFonts w:ascii="Cambria" w:hAnsi="Cambria" w:cs="Calibri"/>
+          <w:sz w:val="22"/>
+          <w:szCs w:val="22"/>
+          <w:lang w:val="pl-PL"/>
+        </w:rPr>
+        <w:t xml:space="preserve"> }}</w:t>
       </w:r>
     </w:p>
     <w:p>
@@ -232,6 +304,7 @@
           <w:rFonts w:ascii="Cambria" w:hAnsi="Cambria" w:cs="Calibri"/>
           <w:sz w:val="22"/>
           <w:szCs w:val="22"/>
+          <w:lang w:val="pl-PL"/>
         </w:rPr>
       </w:pPr>
       <w:r>
@@ -240,15 +313,36 @@
           <w:sz w:val="22"/>
           <w:szCs w:val="22"/>
         </w:rPr>
-        <w:t>Specjalność: ..........................................</w:t>
+        <w:t xml:space="preserve">Specjalność: </w:t>
       </w:r>
       <w:r>
         <w:rPr>
           <w:rFonts w:ascii="Cambria" w:hAnsi="Cambria" w:cs="Calibri"/>
           <w:sz w:val="22"/>
           <w:szCs w:val="22"/>
-        </w:rPr>
-        <w:t>............</w:t>
+          <w:lang w:val="pl-PL"/>
+        </w:rPr>
+        <w:t xml:space="preserve">{{ </w:t>
+      </w:r>
+      <w:proofErr w:type="spellStart"/>
+      <w:r>
+        <w:rPr>
+          <w:rFonts w:ascii="Cambria" w:hAnsi="Cambria" w:cs="Calibri"/>
+          <w:sz w:val="22"/>
+          <w:szCs w:val="22"/>
+          <w:lang w:val="pl-PL"/>
+        </w:rPr>
+        <w:t>specjalnosc</w:t>
+      </w:r>
+      <w:proofErr w:type="spellEnd"/>
+      <w:r>
+        <w:rPr>
+          <w:rFonts w:ascii="Cambria" w:hAnsi="Cambria" w:cs="Calibri"/>
+          <w:sz w:val="22"/>
+          <w:szCs w:val="22"/>
+          <w:lang w:val="pl-PL"/>
+        </w:rPr>
+        <w:t xml:space="preserve"> }}</w:t>
       </w:r>
     </w:p>
     <w:p>
@@ -588,37 +682,49 @@
           <w:sz w:val="28"/>
           <w:szCs w:val="28"/>
         </w:rPr>
-        <w:t xml:space="preserve"> EFEKTÓW UCZENIA SIĘ PRZEWIDZIANYCH DLA PRAKTYKI ZAWODOWEJ NA PODSTAWIE PRACY </w:t>
+        <w:t xml:space="preserve"> EFEKTÓW UCZENIA SIĘ PRZEWIDZIANYCH DLA PRAKTYKI ZAWODOWEJ NA PODSTAWIE </w:t>
       </w:r>
       <w:r>
         <w:rPr>
           <w:rFonts w:ascii="Cambria" w:hAnsi="Cambria"/>
           <w:b/>
+          <w:bCs/>
           <w:sz w:val="28"/>
           <w:szCs w:val="28"/>
-          <w:lang w:val="pl-PL"/>
-        </w:rPr>
-        <w:t>ZAWODOWEJ/STAŻU/</w:t>
-      </w:r>
+        </w:rPr>
+        <w:t xml:space="preserve">{{ </w:t>
+      </w:r>
+      <w:proofErr w:type="spellStart"/>
       <w:r>
         <w:rPr>
           <w:rFonts w:ascii="Cambria" w:hAnsi="Cambria"/>
           <w:b/>
+          <w:bCs/>
           <w:sz w:val="28"/>
           <w:szCs w:val="28"/>
-          <w:lang w:val="pl-PL"/>
-        </w:rPr>
-        <w:t xml:space="preserve"> </w:t>
+        </w:rPr>
+        <w:t>zaliczenie_na_podstawie</w:t>
       </w:r>
       <w:r>
         <w:rPr>
           <w:rFonts w:ascii="Cambria" w:hAnsi="Cambria"/>
           <w:b/>
+          <w:bCs/>
           <w:sz w:val="28"/>
           <w:szCs w:val="28"/>
-          <w:lang w:val="pl-PL"/>
-        </w:rPr>
-        <w:t>DZIAŁALNOŚCI GOSPODARCZEJ*</w:t>
+        </w:rPr>
+        <w:t>_tytul</w:t>
+      </w:r>
+      <w:proofErr w:type="spellEnd"/>
+      <w:r>
+        <w:rPr>
+          <w:rFonts w:ascii="Cambria" w:hAnsi="Cambria"/>
+          <w:b/>
+          <w:bCs/>
+          <w:sz w:val="28"/>
+          <w:szCs w:val="28"/>
+        </w:rPr>
+        <w:t xml:space="preserve"> }}</w:t>
       </w:r>
     </w:p>
     <w:p>
@@ -777,7 +883,33 @@
           <w:sz w:val="22"/>
           <w:szCs w:val="22"/>
         </w:rPr>
-        <w:t xml:space="preserve"> pracy zawodowej/stażu/działalności gospodarczej*</w:t>
+        <w:t xml:space="preserve"> </w:t>
+      </w:r>
+      <w:r>
+        <w:rPr>
+          <w:rFonts w:ascii="Cambria" w:hAnsi="Cambria"/>
+          <w:sz w:val="22"/>
+          <w:szCs w:val="22"/>
+        </w:rPr>
+        <w:t xml:space="preserve">{{ </w:t>
+      </w:r>
+      <w:proofErr w:type="spellStart"/>
+      <w:r>
+        <w:rPr>
+          <w:rFonts w:ascii="Cambria" w:hAnsi="Cambria"/>
+          <w:sz w:val="22"/>
+          <w:szCs w:val="22"/>
+        </w:rPr>
+        <w:t>zaliczenie_na_podstawie</w:t>
+      </w:r>
+      <w:proofErr w:type="spellEnd"/>
+      <w:r>
+        <w:rPr>
+          <w:rFonts w:ascii="Cambria" w:hAnsi="Cambria"/>
+          <w:sz w:val="22"/>
+          <w:szCs w:val="22"/>
+        </w:rPr>
+        <w:t xml:space="preserve"> }}</w:t>
       </w:r>
       <w:r>
         <w:rPr>
@@ -814,55 +946,7 @@
           <w:sz w:val="22"/>
           <w:szCs w:val="22"/>
         </w:rPr>
-        <w:t>Uzasadnienie ……………………………………………………………………………………</w:t>
-      </w:r>
-      <w:r>
-        <w:rPr>
-          <w:rFonts w:ascii="Cambria" w:hAnsi="Cambria"/>
-          <w:sz w:val="22"/>
-          <w:szCs w:val="22"/>
-        </w:rPr>
-        <w:t>…</w:t>
-      </w:r>
-      <w:r>
-        <w:rPr>
-          <w:rFonts w:ascii="Cambria" w:hAnsi="Cambria"/>
-          <w:sz w:val="22"/>
-          <w:szCs w:val="22"/>
-        </w:rPr>
-        <w:t>……</w:t>
-      </w:r>
-      <w:r>
-        <w:rPr>
-          <w:rFonts w:ascii="Cambria" w:hAnsi="Cambria"/>
-          <w:sz w:val="22"/>
-          <w:szCs w:val="22"/>
-        </w:rPr>
-        <w:t>………………..</w:t>
-      </w:r>
-      <w:r>
-        <w:rPr>
-          <w:rFonts w:ascii="Cambria" w:hAnsi="Cambria"/>
-          <w:sz w:val="22"/>
-          <w:szCs w:val="22"/>
-        </w:rPr>
-        <w:t>…………………….</w:t>
-      </w:r>
-      <w:r>
-        <w:rPr>
-          <w:rFonts w:ascii="Cambria" w:hAnsi="Cambria"/>
-          <w:sz w:val="22"/>
-          <w:szCs w:val="22"/>
-        </w:rPr>
-        <w:t>….</w:t>
-      </w:r>
-      <w:r>
-        <w:rPr>
-          <w:rFonts w:ascii="Cambria" w:hAnsi="Cambria"/>
-          <w:sz w:val="22"/>
-          <w:szCs w:val="22"/>
-        </w:rPr>
-        <w:t>.</w:t>
+        <w:t xml:space="preserve">Uzasadnienie </w:t>
       </w:r>
     </w:p>
     <w:p>
@@ -881,125 +965,7 @@
           <w:sz w:val="22"/>
           <w:szCs w:val="22"/>
         </w:rPr>
-        <w:t>…………………………………………………………………………………………………</w:t>
-      </w:r>
-      <w:r>
-        <w:rPr>
-          <w:rFonts w:ascii="Cambria" w:hAnsi="Cambria"/>
-          <w:sz w:val="22"/>
-          <w:szCs w:val="22"/>
-        </w:rPr>
-        <w:t>……</w:t>
-      </w:r>
-      <w:r>
-        <w:rPr>
-          <w:rFonts w:ascii="Cambria" w:hAnsi="Cambria"/>
-          <w:sz w:val="22"/>
-          <w:szCs w:val="22"/>
-        </w:rPr>
-        <w:t>……………………</w:t>
-      </w:r>
-      <w:r>
-        <w:rPr>
-          <w:rFonts w:ascii="Cambria" w:hAnsi="Cambria"/>
-          <w:sz w:val="22"/>
-          <w:szCs w:val="22"/>
-        </w:rPr>
-        <w:t>……………..</w:t>
-      </w:r>
-      <w:r>
-        <w:rPr>
-          <w:rFonts w:ascii="Cambria" w:hAnsi="Cambria"/>
-          <w:sz w:val="22"/>
-          <w:szCs w:val="22"/>
-        </w:rPr>
-        <w:t>…………..</w:t>
-      </w:r>
-      <w:r>
-        <w:rPr>
-          <w:rFonts w:ascii="Cambria" w:hAnsi="Cambria"/>
-          <w:sz w:val="22"/>
-          <w:szCs w:val="22"/>
-        </w:rPr>
-        <w:t>….</w:t>
-      </w:r>
-      <w:r>
-        <w:rPr>
-          <w:rFonts w:ascii="Cambria" w:hAnsi="Cambria"/>
-          <w:sz w:val="22"/>
-          <w:szCs w:val="22"/>
-        </w:rPr>
-        <w:t>…</w:t>
-      </w:r>
-    </w:p>
-    <w:p>
-      <w:pPr>
-        <w:spacing w:line="360" w:lineRule="auto"/>
-        <w:jc w:val="both"/>
-        <w:rPr>
-          <w:rFonts w:ascii="Cambria" w:hAnsi="Cambria"/>
-          <w:sz w:val="22"/>
-          <w:szCs w:val="22"/>
-        </w:rPr>
-      </w:pPr>
-      <w:r>
-        <w:rPr>
-          <w:rFonts w:ascii="Cambria" w:hAnsi="Cambria"/>
-          <w:sz w:val="22"/>
-          <w:szCs w:val="22"/>
-        </w:rPr>
-        <w:t>……………………………………………………………………………………………………………………………</w:t>
-      </w:r>
-      <w:r>
-        <w:rPr>
-          <w:rFonts w:ascii="Cambria" w:hAnsi="Cambria"/>
-          <w:sz w:val="22"/>
-          <w:szCs w:val="22"/>
-        </w:rPr>
-        <w:t>……………..</w:t>
-      </w:r>
-      <w:r>
-        <w:rPr>
-          <w:rFonts w:ascii="Cambria" w:hAnsi="Cambria"/>
-          <w:sz w:val="22"/>
-          <w:szCs w:val="22"/>
-        </w:rPr>
-        <w:t>…………..….…</w:t>
-      </w:r>
-    </w:p>
-    <w:p>
-      <w:pPr>
-        <w:spacing w:line="360" w:lineRule="auto"/>
-        <w:jc w:val="both"/>
-        <w:rPr>
-          <w:rFonts w:ascii="Cambria" w:hAnsi="Cambria"/>
-          <w:sz w:val="22"/>
-          <w:szCs w:val="22"/>
-        </w:rPr>
-      </w:pPr>
-      <w:r>
-        <w:rPr>
-          <w:rFonts w:ascii="Cambria" w:hAnsi="Cambria"/>
-          <w:sz w:val="22"/>
-          <w:szCs w:val="22"/>
-        </w:rPr>
-        <w:t>……………………………………………………………………………………………………………………………</w:t>
-      </w:r>
-      <w:r>
-        <w:rPr>
-          <w:rFonts w:ascii="Cambria" w:hAnsi="Cambria"/>
-          <w:sz w:val="22"/>
-          <w:szCs w:val="22"/>
-        </w:rPr>
-        <w:t>………………..</w:t>
-      </w:r>
-      <w:r>
-        <w:rPr>
-          <w:rFonts w:ascii="Cambria" w:hAnsi="Cambria"/>
-          <w:sz w:val="22"/>
-          <w:szCs w:val="22"/>
-        </w:rPr>
-        <w:t>………..….…</w:t>
+        <w:t>{{ uzasadnienie }}</w:t>
       </w:r>
     </w:p>
     <w:p>
@@ -1188,31 +1154,96 @@
           <w:sz w:val="22"/>
           <w:szCs w:val="22"/>
         </w:rPr>
-        <w:t xml:space="preserve">                                                </w:t>
-      </w:r>
-      <w:r>
-        <w:rPr>
-          <w:rFonts w:ascii="Cambria" w:hAnsi="Cambria"/>
-          <w:sz w:val="22"/>
-          <w:szCs w:val="22"/>
-        </w:rPr>
-        <w:t>………………………………………………….</w:t>
-      </w:r>
-      <w:r>
-        <w:rPr>
-          <w:rFonts w:ascii="Cambria" w:hAnsi="Cambria"/>
-          <w:sz w:val="22"/>
-          <w:szCs w:val="22"/>
-        </w:rPr>
-        <w:tab/>
-      </w:r>
-      <w:r>
-        <w:rPr>
-          <w:rFonts w:ascii="Cambria" w:hAnsi="Cambria"/>
-          <w:sz w:val="22"/>
-          <w:szCs w:val="22"/>
-        </w:rPr>
-        <w:tab/>
+        <w:t xml:space="preserve">                                               </w:t>
+      </w:r>
+      <w:r>
+        <w:rPr>
+          <w:rFonts w:ascii="Cambria" w:hAnsi="Cambria" w:cs="Arial"/>
+          <w:sz w:val="22"/>
+          <w:szCs w:val="22"/>
+        </w:rPr>
+        <w:t xml:space="preserve">{{ </w:t>
+      </w:r>
+      <w:proofErr w:type="spellStart"/>
+      <w:r>
+        <w:rPr>
+          <w:rFonts w:ascii="Cambria" w:hAnsi="Cambria" w:cs="Arial"/>
+          <w:sz w:val="22"/>
+          <w:szCs w:val="22"/>
+        </w:rPr>
+        <w:t>data_uzasadnienia</w:t>
+      </w:r>
+      <w:proofErr w:type="spellEnd"/>
+      <w:r>
+        <w:rPr>
+          <w:rFonts w:ascii="Cambria" w:hAnsi="Cambria" w:cs="Arial"/>
+          <w:sz w:val="22"/>
+          <w:szCs w:val="22"/>
+        </w:rPr>
+        <w:t xml:space="preserve"> }}</w:t>
+      </w:r>
+      <w:r>
+        <w:rPr>
+          <w:rFonts w:ascii="Cambria" w:hAnsi="Cambria"/>
+          <w:sz w:val="22"/>
+          <w:szCs w:val="22"/>
+        </w:rPr>
+        <w:t xml:space="preserve"> </w:t>
+      </w:r>
+      <w:r>
+        <w:rPr>
+          <w:rFonts w:ascii="Cambria" w:hAnsi="Cambria"/>
+          <w:sz w:val="22"/>
+          <w:szCs w:val="22"/>
+        </w:rPr>
+        <w:t xml:space="preserve">, </w:t>
+      </w:r>
+      <w:r>
+        <w:rPr>
+          <w:rFonts w:ascii="Cambria" w:hAnsi="Cambria" w:cs="Calibri"/>
+          <w:sz w:val="22"/>
+          <w:szCs w:val="22"/>
+          <w:lang w:eastAsia="x-none"/>
+        </w:rPr>
+        <w:t xml:space="preserve">{{ </w:t>
+      </w:r>
+      <w:proofErr w:type="spellStart"/>
+      <w:r>
+        <w:rPr>
+          <w:rFonts w:ascii="Cambria" w:hAnsi="Cambria" w:cs="Calibri"/>
+          <w:sz w:val="22"/>
+          <w:szCs w:val="22"/>
+          <w:lang w:eastAsia="x-none"/>
+        </w:rPr>
+        <w:t>imie_nazwisko_studenta</w:t>
+      </w:r>
+      <w:proofErr w:type="spellEnd"/>
+      <w:r>
+        <w:rPr>
+          <w:rFonts w:ascii="Cambria" w:hAnsi="Cambria" w:cs="Calibri"/>
+          <w:sz w:val="22"/>
+          <w:szCs w:val="22"/>
+          <w:lang w:eastAsia="x-none"/>
+        </w:rPr>
+        <w:t xml:space="preserve"> }</w:t>
+      </w:r>
+      <w:r>
+        <w:rPr>
+          <w:rFonts w:ascii="Cambria" w:hAnsi="Cambria" w:cs="Calibri"/>
+          <w:sz w:val="22"/>
+          <w:szCs w:val="22"/>
+          <w:lang w:eastAsia="x-none"/>
+        </w:rPr>
+        <w:t>}</w:t>
+      </w:r>
+      <w:r>
+        <w:rPr>
+          <w:rFonts w:ascii="Cambria" w:hAnsi="Cambria" w:cs="Calibri"/>
+          <w:sz w:val="22"/>
+          <w:szCs w:val="22"/>
+          <w:lang w:eastAsia="x-none"/>
+        </w:rPr>
+        <w:t xml:space="preserve">     </w:t>
       </w:r>
     </w:p>
     <w:p>
@@ -1269,22 +1300,6 @@
           <w:szCs w:val="22"/>
         </w:rPr>
       </w:pPr>
-      <w:r>
-        <w:rPr>
-          <w:rFonts w:ascii="Cambria" w:hAnsi="Cambria"/>
-          <w:sz w:val="22"/>
-          <w:szCs w:val="22"/>
-        </w:rPr>
-        <w:t xml:space="preserve">Opinia </w:t>
-      </w:r>
-      <w:r>
-        <w:rPr>
-          <w:rFonts w:ascii="Cambria" w:hAnsi="Cambria"/>
-          <w:sz w:val="22"/>
-          <w:szCs w:val="22"/>
-        </w:rPr>
-        <w:t>Komisji ds. praktyk zawodowych</w:t>
-      </w:r>
     </w:p>
     <w:p>
       <w:pPr>
@@ -1295,38 +1310,6 @@
           <w:szCs w:val="22"/>
         </w:rPr>
       </w:pPr>
-      <w:r>
-        <w:rPr>
-          <w:rFonts w:ascii="Cambria" w:hAnsi="Cambria"/>
-          <w:sz w:val="22"/>
-          <w:szCs w:val="22"/>
-        </w:rPr>
-        <w:t>…………………………………………………………………..………………………</w:t>
-      </w:r>
-      <w:r>
-        <w:rPr>
-          <w:rFonts w:ascii="Cambria" w:hAnsi="Cambria"/>
-          <w:sz w:val="22"/>
-          <w:szCs w:val="22"/>
-        </w:rPr>
-        <w:t>…………….</w:t>
-      </w:r>
-      <w:r>
-        <w:rPr>
-          <w:rFonts w:ascii="Cambria" w:hAnsi="Cambria"/>
-          <w:sz w:val="22"/>
-          <w:szCs w:val="22"/>
-        </w:rPr>
-        <w:t>…</w:t>
-      </w:r>
-      <w:r>
-        <w:rPr>
-          <w:rFonts w:ascii="Cambria" w:hAnsi="Cambria"/>
-          <w:sz w:val="22"/>
-          <w:szCs w:val="22"/>
-        </w:rPr>
-        <w:t>…………………………………………….</w:t>
-      </w:r>
     </w:p>
     <w:p>
       <w:pPr>
@@ -1337,22 +1320,6 @@
           <w:szCs w:val="22"/>
         </w:rPr>
       </w:pPr>
-      <w:r>
-        <w:rPr>
-          <w:rFonts w:ascii="Cambria" w:hAnsi="Cambria"/>
-          <w:sz w:val="22"/>
-          <w:szCs w:val="22"/>
-        </w:rPr>
-        <w:t>…………………………………………………………………..…………………………………….…</w:t>
-      </w:r>
-      <w:r>
-        <w:rPr>
-          <w:rFonts w:ascii="Cambria" w:hAnsi="Cambria"/>
-          <w:sz w:val="22"/>
-          <w:szCs w:val="22"/>
-        </w:rPr>
-        <w:t>…………………………………………….</w:t>
-      </w:r>
     </w:p>
     <w:p>
       <w:pPr>
@@ -1369,15 +1336,331 @@
           <w:sz w:val="22"/>
           <w:szCs w:val="22"/>
         </w:rPr>
-        <w:t>…………………………………………………………………..…………………………………….…</w:t>
-      </w:r>
-      <w:r>
-        <w:rPr>
-          <w:rFonts w:ascii="Cambria" w:hAnsi="Cambria"/>
-          <w:sz w:val="22"/>
-          <w:szCs w:val="22"/>
-        </w:rPr>
-        <w:t>…………………………………………….</w:t>
+        <w:t xml:space="preserve">Opinia </w:t>
+      </w:r>
+      <w:r>
+        <w:rPr>
+          <w:rFonts w:ascii="Cambria" w:hAnsi="Cambria"/>
+          <w:sz w:val="22"/>
+          <w:szCs w:val="22"/>
+        </w:rPr>
+        <w:t>Komisji ds. praktyk zawodowych</w:t>
+      </w:r>
+    </w:p>
+    <w:p>
+      <w:pPr>
+        <w:spacing w:line="360" w:lineRule="auto"/>
+        <w:rPr>
+          <w:rFonts w:ascii="Cambria" w:hAnsi="Cambria"/>
+        </w:rPr>
+      </w:pPr>
+      <w:r>
+        <w:rPr>
+          <w:rFonts w:ascii="Cambria" w:hAnsi="Cambria"/>
+        </w:rPr>
+        <w:t xml:space="preserve">{{ </w:t>
+      </w:r>
+      <w:proofErr w:type="spellStart"/>
+      <w:r>
+        <w:rPr>
+          <w:rFonts w:ascii="Cambria" w:hAnsi="Cambria"/>
+        </w:rPr>
+        <w:t>opinia_komisji</w:t>
+      </w:r>
+      <w:proofErr w:type="spellEnd"/>
+      <w:r>
+        <w:rPr>
+          <w:rFonts w:ascii="Cambria" w:hAnsi="Cambria"/>
+        </w:rPr>
+        <w:t xml:space="preserve"> }}</w:t>
+      </w:r>
+    </w:p>
+    <w:p>
+      <w:pPr>
+        <w:spacing w:line="360" w:lineRule="auto"/>
+        <w:rPr>
+          <w:rFonts w:ascii="Cambria" w:hAnsi="Cambria"/>
+        </w:rPr>
+      </w:pPr>
+    </w:p>
+    <w:p>
+      <w:pPr>
+        <w:spacing w:line="360" w:lineRule="auto"/>
+        <w:ind w:left="3540" w:firstLine="708"/>
+        <w:jc w:val="center"/>
+        <w:rPr>
+          <w:rFonts w:ascii="Cambria" w:hAnsi="Cambria"/>
+        </w:rPr>
+      </w:pPr>
+      <w:r>
+        <w:rPr>
+          <w:rFonts w:ascii="Cambria" w:hAnsi="Cambria"/>
+        </w:rPr>
+        <w:t xml:space="preserve">{{ </w:t>
+      </w:r>
+      <w:proofErr w:type="spellStart"/>
+      <w:r>
+        <w:rPr>
+          <w:rFonts w:ascii="Cambria" w:hAnsi="Cambria"/>
+        </w:rPr>
+        <w:t>data_opinii_komisji</w:t>
+      </w:r>
+      <w:proofErr w:type="spellEnd"/>
+      <w:r>
+        <w:rPr>
+          <w:rFonts w:ascii="Cambria" w:hAnsi="Cambria"/>
+        </w:rPr>
+        <w:t xml:space="preserve"> }}</w:t>
+      </w:r>
+      <w:r>
+        <w:rPr>
+          <w:rFonts w:ascii="Cambria" w:hAnsi="Cambria"/>
+        </w:rPr>
+        <w:t xml:space="preserve">, </w:t>
+      </w:r>
+      <w:r>
+        <w:rPr>
+          <w:rFonts w:ascii="Cambria" w:hAnsi="Cambria"/>
+        </w:rPr>
+        <w:t xml:space="preserve">{{ </w:t>
+      </w:r>
+      <w:proofErr w:type="spellStart"/>
+      <w:r>
+        <w:rPr>
+          <w:rFonts w:ascii="Cambria" w:hAnsi="Cambria"/>
+        </w:rPr>
+        <w:t>podpisujacy_komisji</w:t>
+      </w:r>
+      <w:proofErr w:type="spellEnd"/>
+      <w:r>
+        <w:rPr>
+          <w:rFonts w:ascii="Cambria" w:hAnsi="Cambria"/>
+        </w:rPr>
+        <w:t xml:space="preserve"> }}</w:t>
+      </w:r>
+      <w:r>
+        <w:rPr>
+          <w:rFonts w:ascii="Cambria" w:hAnsi="Cambria"/>
+        </w:rPr>
+        <w:tab/>
+      </w:r>
+    </w:p>
+    <w:p>
+      <w:pPr>
+        <w:ind w:left="2126" w:firstLine="709"/>
+        <w:jc w:val="center"/>
+        <w:rPr>
+          <w:rFonts w:ascii="Cambria" w:hAnsi="Cambria"/>
+          <w:sz w:val="20"/>
+          <w:szCs w:val="20"/>
+        </w:rPr>
+      </w:pPr>
+      <w:r>
+        <w:rPr>
+          <w:rFonts w:ascii="Cambria" w:hAnsi="Cambria"/>
+          <w:sz w:val="20"/>
+          <w:szCs w:val="20"/>
+        </w:rPr>
+        <w:t>d</w:t>
+      </w:r>
+      <w:r>
+        <w:rPr>
+          <w:rFonts w:ascii="Cambria" w:hAnsi="Cambria"/>
+          <w:sz w:val="20"/>
+          <w:szCs w:val="20"/>
+        </w:rPr>
+        <w:t xml:space="preserve">ata i podpis </w:t>
+      </w:r>
+      <w:r>
+        <w:rPr>
+          <w:rFonts w:ascii="Cambria" w:hAnsi="Cambria"/>
+          <w:sz w:val="20"/>
+          <w:szCs w:val="20"/>
+        </w:rPr>
+        <w:t xml:space="preserve">Przewodniczącego Komisji ds. praktyk </w:t>
+      </w:r>
+    </w:p>
+    <w:p>
+      <w:pPr>
+        <w:ind w:left="2126" w:firstLine="709"/>
+        <w:jc w:val="center"/>
+        <w:rPr>
+          <w:rFonts w:ascii="Cambria" w:hAnsi="Cambria"/>
+          <w:sz w:val="20"/>
+          <w:szCs w:val="20"/>
+        </w:rPr>
+      </w:pPr>
+      <w:r>
+        <w:rPr>
+          <w:rFonts w:ascii="Cambria" w:hAnsi="Cambria"/>
+          <w:sz w:val="20"/>
+          <w:szCs w:val="20"/>
+        </w:rPr>
+        <w:t>z</w:t>
+      </w:r>
+      <w:r>
+        <w:rPr>
+          <w:rFonts w:ascii="Cambria" w:hAnsi="Cambria"/>
+          <w:sz w:val="20"/>
+          <w:szCs w:val="20"/>
+        </w:rPr>
+        <w:t>awodowych</w:t>
+      </w:r>
+      <w:r>
+        <w:rPr>
+          <w:rFonts w:ascii="Cambria" w:hAnsi="Cambria"/>
+          <w:sz w:val="20"/>
+          <w:szCs w:val="20"/>
+        </w:rPr>
+        <w:t xml:space="preserve">  </w:t>
+      </w:r>
+    </w:p>
+    <w:p>
+      <w:pPr>
+        <w:spacing w:line="360" w:lineRule="auto"/>
+        <w:rPr>
+          <w:rFonts w:ascii="Cambria" w:hAnsi="Cambria"/>
+        </w:rPr>
+      </w:pPr>
+    </w:p>
+    <w:p>
+      <w:pPr>
+        <w:spacing w:line="360" w:lineRule="auto"/>
+        <w:rPr>
+          <w:rFonts w:ascii="Cambria" w:hAnsi="Cambria"/>
+        </w:rPr>
+      </w:pPr>
+    </w:p>
+    <w:p>
+      <w:pPr>
+        <w:spacing w:line="360" w:lineRule="auto"/>
+        <w:rPr>
+          <w:rFonts w:ascii="Cambria" w:hAnsi="Cambria"/>
+          <w:b/>
+          <w:bCs/>
+          <w:sz w:val="22"/>
+          <w:szCs w:val="22"/>
+        </w:rPr>
+      </w:pPr>
+      <w:r>
+        <w:rPr>
+          <w:rFonts w:ascii="Cambria" w:hAnsi="Cambria"/>
+          <w:b/>
+          <w:bCs/>
+          <w:sz w:val="22"/>
+          <w:szCs w:val="22"/>
+        </w:rPr>
+        <w:t xml:space="preserve">Decyzja  Dyrektora Instytutu </w:t>
+      </w:r>
+      <w:r>
+        <w:rPr>
+          <w:rFonts w:ascii="Cambria" w:hAnsi="Cambria"/>
+          <w:b/>
+          <w:bCs/>
+          <w:sz w:val="22"/>
+          <w:szCs w:val="22"/>
+        </w:rPr>
+        <w:t>Informatyki Stosowanej im. Krzysztofa Brzeskiego</w:t>
+      </w:r>
+      <w:r>
+        <w:rPr>
+          <w:rFonts w:ascii="Cambria" w:hAnsi="Cambria"/>
+          <w:b/>
+          <w:bCs/>
+          <w:sz w:val="22"/>
+          <w:szCs w:val="22"/>
+        </w:rPr>
+        <w:t>:</w:t>
+      </w:r>
+    </w:p>
+    <w:p>
+      <w:pPr>
+        <w:spacing w:line="360" w:lineRule="auto"/>
+        <w:rPr>
+          <w:rFonts w:ascii="Cambria" w:hAnsi="Cambria"/>
+          <w:sz w:val="22"/>
+          <w:szCs w:val="22"/>
+        </w:rPr>
+      </w:pPr>
+      <w:r>
+        <w:rPr>
+          <w:rFonts w:ascii="Cambria" w:hAnsi="Cambria"/>
+          <w:sz w:val="22"/>
+          <w:szCs w:val="22"/>
+        </w:rPr>
+        <w:t xml:space="preserve">{{ </w:t>
+      </w:r>
+      <w:proofErr w:type="spellStart"/>
+      <w:r>
+        <w:rPr>
+          <w:rFonts w:ascii="Cambria" w:hAnsi="Cambria"/>
+          <w:sz w:val="22"/>
+          <w:szCs w:val="22"/>
+        </w:rPr>
+        <w:t>decyzja_tekst</w:t>
+      </w:r>
+      <w:proofErr w:type="spellEnd"/>
+      <w:r>
+        <w:rPr>
+          <w:rFonts w:ascii="Cambria" w:hAnsi="Cambria"/>
+          <w:sz w:val="22"/>
+          <w:szCs w:val="22"/>
+        </w:rPr>
+        <w:t xml:space="preserve"> }}</w:t>
+      </w:r>
+    </w:p>
+    <w:p>
+      <w:pPr>
+        <w:spacing w:line="360" w:lineRule="auto"/>
+        <w:rPr>
+          <w:rFonts w:ascii="Cambria" w:hAnsi="Cambria"/>
+          <w:sz w:val="22"/>
+          <w:szCs w:val="22"/>
+        </w:rPr>
+      </w:pPr>
+      <w:r>
+        <w:rPr>
+          <w:rFonts w:ascii="Cambria" w:hAnsi="Cambria"/>
+          <w:sz w:val="22"/>
+          <w:szCs w:val="22"/>
+        </w:rPr>
+        <w:t xml:space="preserve">{{ </w:t>
+      </w:r>
+      <w:proofErr w:type="spellStart"/>
+      <w:r>
+        <w:rPr>
+          <w:rFonts w:ascii="Cambria" w:hAnsi="Cambria"/>
+          <w:sz w:val="22"/>
+          <w:szCs w:val="22"/>
+        </w:rPr>
+        <w:t>efekty_do_zaliczenia</w:t>
+      </w:r>
+      <w:proofErr w:type="spellEnd"/>
+      <w:r>
+        <w:rPr>
+          <w:rFonts w:ascii="Cambria" w:hAnsi="Cambria"/>
+          <w:sz w:val="22"/>
+          <w:szCs w:val="22"/>
+        </w:rPr>
+        <w:t xml:space="preserve"> }}</w:t>
+      </w:r>
+    </w:p>
+    <w:p>
+      <w:pPr>
+        <w:spacing w:line="360" w:lineRule="auto"/>
+        <w:rPr>
+          <w:rFonts w:ascii="Cambria" w:hAnsi="Cambria"/>
+          <w:sz w:val="22"/>
+          <w:szCs w:val="22"/>
+        </w:rPr>
+      </w:pPr>
+      <w:r>
+        <w:rPr>
+          <w:rFonts w:ascii="Cambria" w:hAnsi="Cambria"/>
+          <w:sz w:val="22"/>
+          <w:szCs w:val="22"/>
+        </w:rPr>
+        <w:t xml:space="preserve">  </w:t>
       </w:r>
     </w:p>
     <w:p>
@@ -1387,8 +1670,18 @@
         <w:jc w:val="center"/>
         <w:rPr>
           <w:rFonts w:ascii="Cambria" w:hAnsi="Cambria"/>
-        </w:rPr>
-      </w:pPr>
+          <w:sz w:val="22"/>
+          <w:szCs w:val="22"/>
+        </w:rPr>
+      </w:pPr>
+      <w:r>
+        <w:rPr>
+          <w:rFonts w:ascii="Cambria" w:hAnsi="Cambria"/>
+          <w:sz w:val="22"/>
+          <w:szCs w:val="22"/>
+        </w:rPr>
+        <w:t xml:space="preserve"> </w:t>
+      </w:r>
     </w:p>
     <w:p>
       <w:pPr>
@@ -1397,172 +1690,10 @@
         <w:jc w:val="center"/>
         <w:rPr>
           <w:rFonts w:ascii="Cambria" w:hAnsi="Cambria"/>
-        </w:rPr>
-      </w:pPr>
-      <w:r>
-        <w:rPr>
-          <w:rFonts w:ascii="Cambria" w:hAnsi="Cambria"/>
-        </w:rPr>
-        <w:t>………………………………………………….</w:t>
-      </w:r>
-      <w:r>
-        <w:rPr>
-          <w:rFonts w:ascii="Cambria" w:hAnsi="Cambria"/>
-        </w:rPr>
-        <w:tab/>
-      </w:r>
-      <w:r>
-        <w:rPr>
-          <w:rFonts w:ascii="Cambria" w:hAnsi="Cambria"/>
-        </w:rPr>
-        <w:tab/>
-      </w:r>
-    </w:p>
-    <w:p>
-      <w:pPr>
-        <w:ind w:left="2126" w:firstLine="709"/>
-        <w:jc w:val="center"/>
-        <w:rPr>
-          <w:rFonts w:ascii="Cambria" w:hAnsi="Cambria"/>
-          <w:sz w:val="20"/>
-          <w:szCs w:val="20"/>
-        </w:rPr>
-      </w:pPr>
-      <w:r>
-        <w:rPr>
-          <w:rFonts w:ascii="Cambria" w:hAnsi="Cambria"/>
-          <w:sz w:val="20"/>
-          <w:szCs w:val="20"/>
-        </w:rPr>
-        <w:t>d</w:t>
-      </w:r>
-      <w:r>
-        <w:rPr>
-          <w:rFonts w:ascii="Cambria" w:hAnsi="Cambria"/>
-          <w:sz w:val="20"/>
-          <w:szCs w:val="20"/>
-        </w:rPr>
-        <w:t xml:space="preserve">ata i podpis </w:t>
-      </w:r>
-      <w:r>
-        <w:rPr>
-          <w:rFonts w:ascii="Cambria" w:hAnsi="Cambria"/>
-          <w:sz w:val="20"/>
-          <w:szCs w:val="20"/>
-        </w:rPr>
-        <w:t xml:space="preserve">Przewodniczącego Komisji ds. praktyk </w:t>
-      </w:r>
-    </w:p>
-    <w:p>
-      <w:pPr>
-        <w:ind w:left="2126" w:firstLine="709"/>
-        <w:jc w:val="center"/>
-        <w:rPr>
-          <w:rFonts w:ascii="Cambria" w:hAnsi="Cambria"/>
-          <w:sz w:val="20"/>
-          <w:szCs w:val="20"/>
-        </w:rPr>
-      </w:pPr>
-      <w:r>
-        <w:rPr>
-          <w:rFonts w:ascii="Cambria" w:hAnsi="Cambria"/>
-          <w:sz w:val="20"/>
-          <w:szCs w:val="20"/>
-        </w:rPr>
-        <w:t>z</w:t>
-      </w:r>
-      <w:r>
-        <w:rPr>
-          <w:rFonts w:ascii="Cambria" w:hAnsi="Cambria"/>
-          <w:sz w:val="20"/>
-          <w:szCs w:val="20"/>
-        </w:rPr>
-        <w:t>awodowych</w:t>
-      </w:r>
-      <w:r>
-        <w:rPr>
-          <w:rFonts w:ascii="Cambria" w:hAnsi="Cambria"/>
-          <w:sz w:val="20"/>
-          <w:szCs w:val="20"/>
-        </w:rPr>
-        <w:t xml:space="preserve">  </w:t>
-      </w:r>
-    </w:p>
-    <w:p>
-      <w:pPr>
-        <w:spacing w:line="360" w:lineRule="auto"/>
-        <w:rPr>
-          <w:rFonts w:ascii="Cambria" w:hAnsi="Cambria"/>
-        </w:rPr>
-      </w:pPr>
-    </w:p>
-    <w:p>
-      <w:pPr>
-        <w:spacing w:line="360" w:lineRule="auto"/>
-        <w:rPr>
-          <w:rFonts w:ascii="Cambria" w:hAnsi="Cambria"/>
-        </w:rPr>
-      </w:pPr>
-    </w:p>
-    <w:p>
-      <w:pPr>
-        <w:spacing w:line="360" w:lineRule="auto"/>
-        <w:rPr>
-          <w:rFonts w:ascii="Cambria" w:hAnsi="Cambria"/>
-          <w:b/>
-          <w:bCs/>
-          <w:sz w:val="22"/>
-          <w:szCs w:val="22"/>
-        </w:rPr>
-      </w:pPr>
-      <w:r>
-        <w:rPr>
-          <w:rFonts w:ascii="Cambria" w:hAnsi="Cambria"/>
-          <w:b/>
-          <w:bCs/>
-          <w:sz w:val="22"/>
-          <w:szCs w:val="22"/>
-        </w:rPr>
-        <w:t xml:space="preserve">Decyzja  Dyrektora Instytutu </w:t>
-      </w:r>
-      <w:r>
-        <w:rPr>
-          <w:rFonts w:ascii="Cambria" w:hAnsi="Cambria"/>
-          <w:b/>
-          <w:bCs/>
-          <w:sz w:val="22"/>
-          <w:szCs w:val="22"/>
-        </w:rPr>
-        <w:t>Informatyki Stosowanej im. Krzysztofa Brzeskiego</w:t>
-      </w:r>
-      <w:r>
-        <w:rPr>
-          <w:rFonts w:ascii="Cambria" w:hAnsi="Cambria"/>
-          <w:b/>
-          <w:bCs/>
-          <w:sz w:val="22"/>
-          <w:szCs w:val="22"/>
-        </w:rPr>
-        <w:t>:</w:t>
-      </w:r>
-    </w:p>
-    <w:p>
-      <w:pPr>
-        <w:spacing w:line="360" w:lineRule="auto"/>
-        <w:rPr>
-          <w:rFonts w:ascii="Cambria" w:hAnsi="Cambria"/>
-          <w:sz w:val="22"/>
-          <w:szCs w:val="22"/>
-        </w:rPr>
-      </w:pPr>
-      <w:r>
-        <w:rPr>
-          <w:rFonts w:ascii="Cambria" w:hAnsi="Cambria"/>
-          <w:sz w:val="22"/>
-          <w:szCs w:val="22"/>
-        </w:rPr>
-        <w:t>Wyrażam zgodę</w:t>
-      </w:r>
+          <w:sz w:val="22"/>
+          <w:szCs w:val="22"/>
+        </w:rPr>
+      </w:pPr>
       <w:r>
         <w:rPr>
           <w:rFonts w:ascii="Cambria" w:hAnsi="Cambria"/>
@@ -1577,235 +1708,59 @@
           <w:sz w:val="22"/>
           <w:szCs w:val="22"/>
         </w:rPr>
-        <w:t xml:space="preserve">na </w:t>
-      </w:r>
-      <w:r>
-        <w:rPr>
-          <w:rFonts w:ascii="Cambria" w:hAnsi="Cambria"/>
-          <w:sz w:val="22"/>
-          <w:szCs w:val="22"/>
-        </w:rPr>
-        <w:t>uznanie  efektów uczenia się przewidzianych dla praktyki zawodowej</w:t>
-      </w:r>
-      <w:r>
-        <w:rPr>
-          <w:rFonts w:ascii="Cambria" w:hAnsi="Cambria"/>
-          <w:sz w:val="22"/>
-          <w:szCs w:val="22"/>
-        </w:rPr>
-        <w:t>*</w:t>
-      </w:r>
-    </w:p>
-    <w:p>
-      <w:pPr>
-        <w:spacing w:line="360" w:lineRule="auto"/>
-        <w:rPr>
-          <w:rFonts w:ascii="Cambria" w:hAnsi="Cambria"/>
-          <w:sz w:val="22"/>
-          <w:szCs w:val="22"/>
-        </w:rPr>
-      </w:pPr>
-      <w:r>
-        <w:rPr>
-          <w:rFonts w:ascii="Cambria" w:hAnsi="Cambria"/>
-          <w:sz w:val="22"/>
-          <w:szCs w:val="22"/>
-        </w:rPr>
-        <w:t xml:space="preserve">Wyrażam zgodę na częściowe zaliczenie efektów uczenia się przewidzianych dla praktyki zawodowej i wskazuję na konieczność </w:t>
-      </w:r>
-      <w:r>
-        <w:rPr>
-          <w:rFonts w:ascii="Cambria" w:hAnsi="Cambria"/>
-          <w:sz w:val="22"/>
-          <w:szCs w:val="22"/>
-        </w:rPr>
-        <w:t xml:space="preserve">dodatkowego </w:t>
-      </w:r>
-      <w:r>
-        <w:rPr>
-          <w:rFonts w:ascii="Cambria" w:hAnsi="Cambria"/>
-          <w:sz w:val="22"/>
-          <w:szCs w:val="22"/>
-        </w:rPr>
-        <w:t>zaliczenia n/w efektów uczenia się*</w:t>
-      </w:r>
-    </w:p>
-    <w:p>
-      <w:pPr>
-        <w:spacing w:line="360" w:lineRule="auto"/>
-        <w:rPr>
-          <w:rFonts w:ascii="Cambria" w:hAnsi="Cambria"/>
-          <w:sz w:val="22"/>
-          <w:szCs w:val="22"/>
-        </w:rPr>
-      </w:pPr>
-      <w:r>
-        <w:rPr>
-          <w:rFonts w:ascii="Cambria" w:hAnsi="Cambria"/>
-          <w:sz w:val="22"/>
-          <w:szCs w:val="22"/>
-        </w:rPr>
-        <w:t>…………………………………………………………………..…………………………………….…</w:t>
-      </w:r>
-      <w:r>
-        <w:rPr>
-          <w:rFonts w:ascii="Cambria" w:hAnsi="Cambria"/>
-          <w:sz w:val="22"/>
-          <w:szCs w:val="22"/>
-        </w:rPr>
-        <w:t>…………………………………………….</w:t>
-      </w:r>
-    </w:p>
-    <w:p>
-      <w:pPr>
-        <w:spacing w:line="360" w:lineRule="auto"/>
-        <w:rPr>
-          <w:rFonts w:ascii="Cambria" w:hAnsi="Cambria"/>
-          <w:sz w:val="22"/>
-          <w:szCs w:val="22"/>
-        </w:rPr>
-      </w:pPr>
-      <w:r>
-        <w:rPr>
-          <w:rFonts w:ascii="Cambria" w:hAnsi="Cambria"/>
-          <w:sz w:val="22"/>
-          <w:szCs w:val="22"/>
-        </w:rPr>
-        <w:t>…………………………………………………………………..…………………………………….…</w:t>
-      </w:r>
-      <w:r>
-        <w:rPr>
-          <w:rFonts w:ascii="Cambria" w:hAnsi="Cambria"/>
-          <w:sz w:val="22"/>
-          <w:szCs w:val="22"/>
-        </w:rPr>
-        <w:t>…………………………………………….</w:t>
-      </w:r>
-    </w:p>
-    <w:p>
-      <w:pPr>
-        <w:spacing w:line="360" w:lineRule="auto"/>
-        <w:rPr>
-          <w:rFonts w:ascii="Cambria" w:hAnsi="Cambria"/>
-          <w:sz w:val="22"/>
-          <w:szCs w:val="22"/>
-        </w:rPr>
-      </w:pPr>
-      <w:r>
-        <w:rPr>
-          <w:rFonts w:ascii="Cambria" w:hAnsi="Cambria"/>
-          <w:sz w:val="22"/>
-          <w:szCs w:val="22"/>
-        </w:rPr>
-        <w:t>…………………………………………………………………..…………………………………….…</w:t>
-      </w:r>
-      <w:r>
-        <w:rPr>
-          <w:rFonts w:ascii="Cambria" w:hAnsi="Cambria"/>
-          <w:sz w:val="22"/>
-          <w:szCs w:val="22"/>
-        </w:rPr>
-        <w:t>…………………………………………….</w:t>
-      </w:r>
-    </w:p>
-    <w:p>
-      <w:pPr>
-        <w:spacing w:line="360" w:lineRule="auto"/>
-        <w:rPr>
-          <w:rFonts w:ascii="Cambria" w:hAnsi="Cambria"/>
-          <w:sz w:val="22"/>
-          <w:szCs w:val="22"/>
-        </w:rPr>
-      </w:pPr>
-      <w:r>
-        <w:rPr>
-          <w:rFonts w:ascii="Cambria" w:hAnsi="Cambria"/>
-          <w:sz w:val="22"/>
-          <w:szCs w:val="22"/>
-        </w:rPr>
-        <w:t>Nie wyrażam zgody na zaliczenie efektów uczenia się przewidzianych dla praktyki zawodowej</w:t>
-      </w:r>
-      <w:r>
-        <w:rPr>
-          <w:rFonts w:ascii="Cambria" w:hAnsi="Cambria"/>
-          <w:sz w:val="22"/>
-          <w:szCs w:val="22"/>
-        </w:rPr>
-        <w:t>.</w:t>
-      </w:r>
-    </w:p>
-    <w:p>
-      <w:pPr>
-        <w:spacing w:line="360" w:lineRule="auto"/>
-        <w:rPr>
-          <w:rFonts w:ascii="Cambria" w:hAnsi="Cambria"/>
-          <w:sz w:val="22"/>
-          <w:szCs w:val="22"/>
-        </w:rPr>
-      </w:pPr>
-      <w:r>
-        <w:rPr>
-          <w:rFonts w:ascii="Cambria" w:hAnsi="Cambria"/>
-          <w:sz w:val="22"/>
-          <w:szCs w:val="22"/>
-        </w:rPr>
-        <w:t xml:space="preserve">  </w:t>
-      </w:r>
-    </w:p>
-    <w:p>
-      <w:pPr>
-        <w:spacing w:line="360" w:lineRule="auto"/>
-        <w:ind w:left="2124" w:firstLine="708"/>
-        <w:jc w:val="center"/>
-        <w:rPr>
-          <w:rFonts w:ascii="Cambria" w:hAnsi="Cambria"/>
-          <w:sz w:val="22"/>
-          <w:szCs w:val="22"/>
-        </w:rPr>
-      </w:pPr>
-      <w:r>
-        <w:rPr>
-          <w:rFonts w:ascii="Cambria" w:hAnsi="Cambria"/>
-          <w:sz w:val="22"/>
-          <w:szCs w:val="22"/>
-        </w:rPr>
-        <w:t xml:space="preserve"> </w:t>
-      </w:r>
-    </w:p>
-    <w:p>
-      <w:pPr>
-        <w:spacing w:line="360" w:lineRule="auto"/>
-        <w:ind w:left="3540" w:firstLine="708"/>
-        <w:jc w:val="center"/>
-        <w:rPr>
-          <w:rFonts w:ascii="Cambria" w:hAnsi="Cambria"/>
-          <w:sz w:val="22"/>
-          <w:szCs w:val="22"/>
-        </w:rPr>
-      </w:pPr>
-      <w:r>
-        <w:rPr>
-          <w:rFonts w:ascii="Cambria" w:hAnsi="Cambria"/>
-          <w:sz w:val="22"/>
-          <w:szCs w:val="22"/>
-        </w:rPr>
-        <w:t xml:space="preserve"> ………………………………………………….</w:t>
-      </w:r>
-      <w:r>
-        <w:rPr>
-          <w:rFonts w:ascii="Cambria" w:hAnsi="Cambria"/>
-          <w:sz w:val="22"/>
-          <w:szCs w:val="22"/>
-        </w:rPr>
-        <w:tab/>
-      </w:r>
-      <w:r>
-        <w:rPr>
-          <w:rFonts w:ascii="Cambria" w:hAnsi="Cambria"/>
-          <w:sz w:val="22"/>
-          <w:szCs w:val="22"/>
-        </w:rPr>
-        <w:tab/>
+        <w:t xml:space="preserve">{{ </w:t>
+      </w:r>
+      <w:proofErr w:type="spellStart"/>
+      <w:r>
+        <w:rPr>
+          <w:rFonts w:ascii="Cambria" w:hAnsi="Cambria"/>
+          <w:sz w:val="22"/>
+          <w:szCs w:val="22"/>
+        </w:rPr>
+        <w:t>data_decyzji_dyrektora</w:t>
+      </w:r>
+      <w:proofErr w:type="spellEnd"/>
+      <w:r>
+        <w:rPr>
+          <w:rFonts w:ascii="Cambria" w:hAnsi="Cambria"/>
+          <w:sz w:val="22"/>
+          <w:szCs w:val="22"/>
+        </w:rPr>
+        <w:t xml:space="preserve"> }}</w:t>
+      </w:r>
+      <w:r>
+        <w:rPr>
+          <w:rFonts w:ascii="Cambria" w:hAnsi="Cambria"/>
+          <w:sz w:val="22"/>
+          <w:szCs w:val="22"/>
+        </w:rPr>
+        <w:t xml:space="preserve">, </w:t>
+      </w:r>
+      <w:r>
+        <w:rPr>
+          <w:rFonts w:ascii="Cambria" w:hAnsi="Cambria"/>
+          <w:sz w:val="22"/>
+          <w:szCs w:val="22"/>
+        </w:rPr>
+        <w:t xml:space="preserve">{{ </w:t>
+      </w:r>
+      <w:proofErr w:type="spellStart"/>
+      <w:r>
+        <w:rPr>
+          <w:rFonts w:ascii="Cambria" w:hAnsi="Cambria"/>
+          <w:sz w:val="22"/>
+          <w:szCs w:val="22"/>
+        </w:rPr>
+        <w:t>dyrektor_instytutu</w:t>
+      </w:r>
+      <w:proofErr w:type="spellEnd"/>
+      <w:r>
+        <w:rPr>
+          <w:rFonts w:ascii="Cambria" w:hAnsi="Cambria"/>
+          <w:sz w:val="22"/>
+          <w:szCs w:val="22"/>
+        </w:rPr>
+        <w:t xml:space="preserve"> }}</w:t>
       </w:r>
     </w:p>
     <w:p>
@@ -4702,7 +4657,6 @@
     <w:uiPriority w:val="99"/>
     <w:semiHidden/>
     <w:unhideWhenUsed/>
-    <w:qFormat/>
     <w:tblPr>
       <w:tblInd w:w="0" w:type="dxa"/>
       <w:tblCellMar>
